--- a/FDM/1.Requisitos/Casos de Uso/FDM - UC 5 - Historia de Usuario 0.1.1.docx
+++ b/FDM/1.Requisitos/Casos de Uso/FDM - UC 5 - Historia de Usuario 0.1.1.docx
@@ -14,7 +14,6 @@
           <w:ilvl w:val="0"/>
           <w:numId w:val="1"/>
         </w:numPr>
-        <w:pBdr/>
         <w:shd w:val="clear" w:fill="auto"/>
         <w:spacing w:lineRule="auto" w:line="240" w:before="480" w:after="360"/>
         <w:ind w:hanging="432" w:start="432" w:end="0"/>
@@ -95,7 +94,6 @@
           <w:ilvl w:val="0"/>
           <w:numId w:val="1"/>
         </w:numPr>
-        <w:pBdr/>
         <w:shd w:val="clear" w:fill="auto"/>
         <w:spacing w:lineRule="auto" w:line="240" w:before="480" w:after="360"/>
         <w:ind w:hanging="432" w:start="432" w:end="0"/>
@@ -179,7 +177,6 @@
           <w:ilvl w:val="0"/>
           <w:numId w:val="1"/>
         </w:numPr>
-        <w:pBdr/>
         <w:shd w:val="clear" w:fill="auto"/>
         <w:spacing w:lineRule="auto" w:line="240" w:before="480" w:after="360"/>
         <w:ind w:hanging="432" w:start="432" w:end="0"/>
@@ -230,7 +227,6 @@
           <w:ilvl w:val="0"/>
           <w:numId w:val="1"/>
         </w:numPr>
-        <w:pBdr/>
         <w:shd w:val="clear" w:fill="auto"/>
         <w:spacing w:lineRule="auto" w:line="240" w:before="480" w:after="360"/>
         <w:ind w:hanging="432" w:start="432" w:end="0"/>
@@ -295,7 +291,6 @@
         <w:keepLines w:val="false"/>
         <w:pageBreakBefore w:val="false"/>
         <w:widowControl/>
-        <w:pBdr/>
         <w:shd w:val="clear" w:fill="auto"/>
         <w:spacing w:lineRule="auto" w:line="240" w:before="480" w:after="360"/>
         <w:ind w:hanging="0" w:start="0" w:end="0"/>
@@ -338,7 +333,6 @@
           <w:ilvl w:val="0"/>
           <w:numId w:val="1"/>
         </w:numPr>
-        <w:pBdr/>
         <w:shd w:val="clear" w:fill="auto"/>
         <w:spacing w:lineRule="auto" w:line="240" w:before="480" w:after="360"/>
         <w:ind w:hanging="432" w:start="432" w:end="0"/>
@@ -374,7 +368,6 @@
         <w:keepLines w:val="false"/>
         <w:pageBreakBefore w:val="false"/>
         <w:widowControl/>
-        <w:pBdr/>
         <w:shd w:val="clear" w:fill="auto"/>
         <w:spacing w:lineRule="auto" w:line="240" w:before="0" w:after="0"/>
         <w:ind w:hanging="0" w:start="0" w:end="0"/>
@@ -445,7 +438,6 @@
         <w:keepLines w:val="false"/>
         <w:pageBreakBefore w:val="false"/>
         <w:widowControl/>
-        <w:pBdr/>
         <w:shd w:val="clear" w:fill="auto"/>
         <w:spacing w:lineRule="auto" w:line="240" w:before="0" w:after="0"/>
         <w:ind w:hanging="0" w:start="0" w:end="0"/>
@@ -491,7 +483,6 @@
         <w:keepLines w:val="false"/>
         <w:pageBreakBefore w:val="false"/>
         <w:widowControl/>
-        <w:pBdr/>
         <w:shd w:val="clear" w:fill="auto"/>
         <w:spacing w:lineRule="auto" w:line="240" w:before="0" w:after="0"/>
         <w:ind w:hanging="0" w:start="0" w:end="0"/>
@@ -549,8 +540,8 @@
         <w:tblLook w:val="0400"/>
       </w:tblPr>
       <w:tblGrid>
-        <w:gridCol w:w="1094"/>
-        <w:gridCol w:w="1921"/>
+        <w:gridCol w:w="1093"/>
+        <w:gridCol w:w="1922"/>
         <w:gridCol w:w="3420"/>
         <w:gridCol w:w="3330"/>
       </w:tblGrid>
@@ -558,7 +549,7 @@
         <w:trPr/>
         <w:tc>
           <w:tcPr>
-            <w:tcW w:w="1094" w:type="dxa"/>
+            <w:tcW w:w="1093" w:type="dxa"/>
             <w:tcBorders>
               <w:top w:val="single" w:sz="4" w:space="0" w:color="000000"/>
               <w:start w:val="single" w:sz="4" w:space="0" w:color="000000"/>
@@ -572,7 +563,6 @@
               <w:keepNext w:val="false"/>
               <w:keepLines w:val="false"/>
               <w:widowControl/>
-              <w:pBdr/>
               <w:shd w:val="clear" w:fill="auto"/>
               <w:spacing w:lineRule="auto" w:line="240" w:before="0" w:after="0"/>
               <w:ind w:hanging="0" w:start="0" w:end="0"/>
@@ -619,7 +609,7 @@
         </w:tc>
         <w:tc>
           <w:tcPr>
-            <w:tcW w:w="1921" w:type="dxa"/>
+            <w:tcW w:w="1922" w:type="dxa"/>
             <w:tcBorders>
               <w:top w:val="single" w:sz="4" w:space="0" w:color="000000"/>
               <w:start w:val="single" w:sz="4" w:space="0" w:color="000000"/>
@@ -633,7 +623,6 @@
               <w:keepNext w:val="false"/>
               <w:keepLines w:val="false"/>
               <w:widowControl/>
-              <w:pBdr/>
               <w:shd w:val="clear" w:fill="auto"/>
               <w:spacing w:lineRule="auto" w:line="240" w:before="0" w:after="0"/>
               <w:ind w:hanging="0" w:start="0" w:end="0"/>
@@ -694,7 +683,6 @@
               <w:keepNext w:val="false"/>
               <w:keepLines w:val="false"/>
               <w:widowControl/>
-              <w:pBdr/>
               <w:shd w:val="clear" w:fill="auto"/>
               <w:spacing w:lineRule="auto" w:line="240" w:before="0" w:after="0"/>
               <w:ind w:hanging="0" w:start="0" w:end="0"/>
@@ -755,7 +743,6 @@
               <w:keepNext w:val="false"/>
               <w:keepLines w:val="false"/>
               <w:widowControl/>
-              <w:pBdr/>
               <w:shd w:val="clear" w:fill="auto"/>
               <w:spacing w:lineRule="auto" w:line="240" w:before="0" w:after="0"/>
               <w:ind w:hanging="0" w:start="0" w:end="0"/>
@@ -805,7 +792,7 @@
         <w:trPr/>
         <w:tc>
           <w:tcPr>
-            <w:tcW w:w="1094" w:type="dxa"/>
+            <w:tcW w:w="1093" w:type="dxa"/>
             <w:tcBorders>
               <w:top w:val="single" w:sz="4" w:space="0" w:color="000000"/>
               <w:start w:val="single" w:sz="4" w:space="0" w:color="000000"/>
@@ -819,7 +806,6 @@
               <w:keepNext w:val="false"/>
               <w:keepLines w:val="false"/>
               <w:widowControl/>
-              <w:pBdr/>
               <w:shd w:val="clear" w:fill="auto"/>
               <w:spacing w:lineRule="auto" w:line="240" w:before="0" w:after="0"/>
               <w:ind w:hanging="0" w:start="0" w:end="0"/>
@@ -844,7 +830,7 @@
         </w:tc>
         <w:tc>
           <w:tcPr>
-            <w:tcW w:w="1921" w:type="dxa"/>
+            <w:tcW w:w="1922" w:type="dxa"/>
             <w:tcBorders>
               <w:top w:val="single" w:sz="4" w:space="0" w:color="000000"/>
               <w:start w:val="single" w:sz="4" w:space="0" w:color="000000"/>
@@ -858,7 +844,6 @@
               <w:keepNext w:val="false"/>
               <w:keepLines w:val="false"/>
               <w:widowControl/>
-              <w:pBdr/>
               <w:shd w:val="clear" w:fill="auto"/>
               <w:spacing w:lineRule="auto" w:line="240" w:before="0" w:after="0"/>
               <w:ind w:hanging="0" w:start="0" w:end="0"/>
@@ -875,7 +860,6 @@
               <w:keepNext w:val="false"/>
               <w:keepLines w:val="false"/>
               <w:widowControl/>
-              <w:pBdr/>
               <w:shd w:val="clear" w:fill="auto"/>
               <w:spacing w:lineRule="auto" w:line="240" w:before="0" w:after="0"/>
               <w:ind w:hanging="0" w:start="0" w:end="0"/>
@@ -903,7 +887,6 @@
               <w:keepNext w:val="false"/>
               <w:keepLines w:val="false"/>
               <w:widowControl/>
-              <w:pBdr/>
               <w:shd w:val="clear" w:fill="auto"/>
               <w:spacing w:lineRule="auto" w:line="240" w:before="0" w:after="0"/>
               <w:ind w:hanging="0" w:start="0" w:end="0"/>
@@ -921,7 +904,6 @@
               <w:keepNext w:val="false"/>
               <w:keepLines w:val="false"/>
               <w:widowControl/>
-              <w:pBdr/>
               <w:shd w:val="clear" w:fill="auto"/>
               <w:spacing w:lineRule="auto" w:line="240" w:before="0" w:after="0"/>
               <w:ind w:hanging="0" w:start="0" w:end="0"/>
@@ -943,7 +925,6 @@
               <w:keepNext w:val="false"/>
               <w:keepLines w:val="false"/>
               <w:widowControl/>
-              <w:pBdr/>
               <w:shd w:val="clear" w:fill="auto"/>
               <w:spacing w:lineRule="auto" w:line="240" w:before="0" w:after="0"/>
               <w:ind w:hanging="0" w:start="0" w:end="0"/>
@@ -965,7 +946,6 @@
               <w:keepNext w:val="false"/>
               <w:keepLines w:val="false"/>
               <w:widowControl/>
-              <w:pBdr/>
               <w:shd w:val="clear" w:fill="auto"/>
               <w:spacing w:lineRule="auto" w:line="240" w:before="0" w:after="0"/>
               <w:ind w:hanging="0" w:start="0" w:end="0"/>
@@ -987,7 +967,6 @@
               <w:keepNext w:val="false"/>
               <w:keepLines w:val="false"/>
               <w:widowControl/>
-              <w:pBdr/>
               <w:shd w:val="clear" w:fill="auto"/>
               <w:spacing w:lineRule="auto" w:line="240" w:before="0" w:after="0"/>
               <w:ind w:hanging="0" w:start="0" w:end="0"/>
@@ -1009,7 +988,6 @@
               <w:keepNext w:val="false"/>
               <w:keepLines w:val="false"/>
               <w:widowControl/>
-              <w:pBdr/>
               <w:shd w:val="clear" w:fill="auto"/>
               <w:spacing w:lineRule="auto" w:line="240" w:before="0" w:after="0"/>
               <w:ind w:hanging="0" w:start="0" w:end="0"/>
@@ -1031,7 +1009,6 @@
               <w:keepNext w:val="false"/>
               <w:keepLines w:val="false"/>
               <w:widowControl/>
-              <w:pBdr/>
               <w:shd w:val="clear" w:fill="auto"/>
               <w:spacing w:lineRule="auto" w:line="240" w:before="0" w:after="0"/>
               <w:ind w:hanging="0" w:start="0" w:end="0"/>
@@ -1053,7 +1030,6 @@
               <w:keepNext w:val="false"/>
               <w:keepLines w:val="false"/>
               <w:widowControl/>
-              <w:pBdr/>
               <w:shd w:val="clear" w:fill="auto"/>
               <w:spacing w:lineRule="auto" w:line="240" w:before="0" w:after="0"/>
               <w:ind w:hanging="0" w:start="0" w:end="0"/>
@@ -1081,7 +1057,6 @@
               <w:keepNext w:val="false"/>
               <w:keepLines w:val="false"/>
               <w:widowControl/>
-              <w:pBdr/>
               <w:shd w:val="clear" w:fill="auto"/>
               <w:spacing w:lineRule="auto" w:line="240" w:before="0" w:after="0"/>
               <w:ind w:hanging="0" w:start="0" w:end="0"/>
@@ -1098,7 +1073,6 @@
               <w:keepNext w:val="false"/>
               <w:keepLines w:val="false"/>
               <w:widowControl/>
-              <w:pBdr/>
               <w:shd w:val="clear" w:fill="auto"/>
               <w:spacing w:lineRule="auto" w:line="240" w:before="0" w:after="0"/>
               <w:ind w:hanging="0" w:start="0" w:end="0"/>
@@ -1119,7 +1093,6 @@
               <w:keepNext w:val="false"/>
               <w:keepLines w:val="false"/>
               <w:widowControl/>
-              <w:pBdr/>
               <w:shd w:val="clear" w:fill="auto"/>
               <w:spacing w:lineRule="auto" w:line="240" w:before="0" w:after="0"/>
               <w:ind w:hanging="0" w:start="0" w:end="0"/>
@@ -1135,7 +1108,7 @@
         <w:trPr/>
         <w:tc>
           <w:tcPr>
-            <w:tcW w:w="1094" w:type="dxa"/>
+            <w:tcW w:w="1093" w:type="dxa"/>
             <w:tcBorders>
               <w:top w:val="single" w:sz="4" w:space="0" w:color="000000"/>
               <w:start w:val="single" w:sz="4" w:space="0" w:color="000000"/>
@@ -1149,7 +1122,6 @@
               <w:keepNext w:val="false"/>
               <w:keepLines w:val="false"/>
               <w:widowControl/>
-              <w:pBdr/>
               <w:shd w:val="clear" w:fill="auto"/>
               <w:spacing w:lineRule="auto" w:line="240" w:before="0" w:after="0"/>
               <w:ind w:hanging="0" w:start="0" w:end="0"/>
@@ -1163,7 +1135,7 @@
         </w:tc>
         <w:tc>
           <w:tcPr>
-            <w:tcW w:w="1921" w:type="dxa"/>
+            <w:tcW w:w="1922" w:type="dxa"/>
             <w:tcBorders>
               <w:top w:val="single" w:sz="4" w:space="0" w:color="000000"/>
               <w:start w:val="single" w:sz="4" w:space="0" w:color="000000"/>
@@ -1177,7 +1149,6 @@
               <w:keepNext w:val="false"/>
               <w:keepLines w:val="false"/>
               <w:widowControl/>
-              <w:pBdr/>
               <w:shd w:val="clear" w:fill="auto"/>
               <w:spacing w:lineRule="auto" w:line="240" w:before="0" w:after="0"/>
               <w:ind w:hanging="0" w:start="0" w:end="0"/>
@@ -1194,7 +1165,6 @@
               <w:keepNext w:val="false"/>
               <w:keepLines w:val="false"/>
               <w:widowControl/>
-              <w:pBdr/>
               <w:shd w:val="clear" w:fill="auto"/>
               <w:spacing w:lineRule="auto" w:line="240" w:before="0" w:after="0"/>
               <w:ind w:hanging="0" w:start="0" w:end="0"/>
@@ -1368,7 +1338,7 @@
         <w:trPr/>
         <w:tc>
           <w:tcPr>
-            <w:tcW w:w="1094" w:type="dxa"/>
+            <w:tcW w:w="1093" w:type="dxa"/>
             <w:tcBorders>
               <w:top w:val="single" w:sz="4" w:space="0" w:color="000000"/>
               <w:start w:val="single" w:sz="4" w:space="0" w:color="000000"/>
@@ -1382,7 +1352,6 @@
               <w:keepNext w:val="false"/>
               <w:keepLines w:val="false"/>
               <w:widowControl/>
-              <w:pBdr/>
               <w:shd w:val="clear" w:fill="auto"/>
               <w:spacing w:lineRule="auto" w:line="240" w:before="0" w:after="0"/>
               <w:ind w:hanging="0" w:start="0" w:end="0"/>
@@ -1396,7 +1365,7 @@
         </w:tc>
         <w:tc>
           <w:tcPr>
-            <w:tcW w:w="1921" w:type="dxa"/>
+            <w:tcW w:w="1922" w:type="dxa"/>
             <w:tcBorders>
               <w:top w:val="single" w:sz="4" w:space="0" w:color="000000"/>
               <w:start w:val="single" w:sz="4" w:space="0" w:color="000000"/>
@@ -1410,7 +1379,6 @@
               <w:keepNext w:val="false"/>
               <w:keepLines w:val="false"/>
               <w:widowControl/>
-              <w:pBdr/>
               <w:shd w:val="clear" w:fill="auto"/>
               <w:spacing w:lineRule="auto" w:line="240" w:before="0" w:after="0"/>
               <w:ind w:hanging="0" w:start="0" w:end="0"/>
@@ -1427,7 +1395,6 @@
               <w:keepNext w:val="false"/>
               <w:keepLines w:val="false"/>
               <w:widowControl/>
-              <w:pBdr/>
               <w:shd w:val="clear" w:fill="auto"/>
               <w:spacing w:lineRule="auto" w:line="240" w:before="0" w:after="0"/>
               <w:ind w:hanging="0" w:start="0" w:end="0"/>
@@ -1625,7 +1592,7 @@
         <w:trPr/>
         <w:tc>
           <w:tcPr>
-            <w:tcW w:w="1094" w:type="dxa"/>
+            <w:tcW w:w="1093" w:type="dxa"/>
             <w:tcBorders>
               <w:top w:val="single" w:sz="4" w:space="0" w:color="000000"/>
               <w:start w:val="single" w:sz="4" w:space="0" w:color="000000"/>
@@ -1639,7 +1606,6 @@
               <w:keepNext w:val="false"/>
               <w:keepLines w:val="false"/>
               <w:widowControl/>
-              <w:pBdr/>
               <w:shd w:val="clear" w:fill="auto"/>
               <w:spacing w:lineRule="auto" w:line="240" w:before="0" w:after="0"/>
               <w:ind w:hanging="0" w:start="0" w:end="0"/>
@@ -1653,7 +1619,7 @@
         </w:tc>
         <w:tc>
           <w:tcPr>
-            <w:tcW w:w="1921" w:type="dxa"/>
+            <w:tcW w:w="1922" w:type="dxa"/>
             <w:tcBorders>
               <w:top w:val="single" w:sz="4" w:space="0" w:color="000000"/>
               <w:start w:val="single" w:sz="4" w:space="0" w:color="000000"/>
@@ -1859,7 +1825,7 @@
         <w:trPr/>
         <w:tc>
           <w:tcPr>
-            <w:tcW w:w="1094" w:type="dxa"/>
+            <w:tcW w:w="1093" w:type="dxa"/>
             <w:tcBorders>
               <w:top w:val="single" w:sz="4" w:space="0" w:color="000000"/>
               <w:start w:val="single" w:sz="4" w:space="0" w:color="000000"/>
@@ -1873,7 +1839,6 @@
               <w:keepNext w:val="false"/>
               <w:keepLines w:val="false"/>
               <w:widowControl/>
-              <w:pBdr/>
               <w:shd w:val="clear" w:fill="auto"/>
               <w:spacing w:lineRule="auto" w:line="240" w:before="0" w:after="0"/>
               <w:ind w:hanging="0" w:start="0" w:end="0"/>
@@ -1887,7 +1852,7 @@
         </w:tc>
         <w:tc>
           <w:tcPr>
-            <w:tcW w:w="1921" w:type="dxa"/>
+            <w:tcW w:w="1922" w:type="dxa"/>
             <w:tcBorders>
               <w:top w:val="single" w:sz="4" w:space="0" w:color="000000"/>
               <w:start w:val="single" w:sz="4" w:space="0" w:color="000000"/>
@@ -1901,7 +1866,6 @@
               <w:keepNext w:val="false"/>
               <w:keepLines w:val="false"/>
               <w:widowControl/>
-              <w:pBdr/>
               <w:shd w:val="clear" w:fill="auto"/>
               <w:spacing w:lineRule="auto" w:line="240" w:before="0" w:after="0"/>
               <w:ind w:hanging="0" w:start="0" w:end="0"/>
@@ -1999,7 +1963,7 @@
         <w:trPr/>
         <w:tc>
           <w:tcPr>
-            <w:tcW w:w="1094" w:type="dxa"/>
+            <w:tcW w:w="1093" w:type="dxa"/>
             <w:tcBorders>
               <w:top w:val="single" w:sz="4" w:space="0" w:color="000000"/>
               <w:start w:val="single" w:sz="4" w:space="0" w:color="000000"/>
@@ -2013,7 +1977,6 @@
               <w:keepNext w:val="false"/>
               <w:keepLines w:val="false"/>
               <w:widowControl/>
-              <w:pBdr/>
               <w:shd w:val="clear" w:fill="auto"/>
               <w:spacing w:lineRule="auto" w:line="240" w:before="0" w:after="0"/>
               <w:ind w:hanging="0" w:start="0" w:end="0"/>
@@ -2027,7 +1990,7 @@
         </w:tc>
         <w:tc>
           <w:tcPr>
-            <w:tcW w:w="1921" w:type="dxa"/>
+            <w:tcW w:w="1922" w:type="dxa"/>
             <w:tcBorders>
               <w:top w:val="single" w:sz="4" w:space="0" w:color="000000"/>
               <w:start w:val="single" w:sz="4" w:space="0" w:color="000000"/>
@@ -2133,7 +2096,7 @@
         <w:trPr/>
         <w:tc>
           <w:tcPr>
-            <w:tcW w:w="1094" w:type="dxa"/>
+            <w:tcW w:w="1093" w:type="dxa"/>
             <w:tcBorders>
               <w:top w:val="single" w:sz="4" w:space="0" w:color="000000"/>
               <w:start w:val="single" w:sz="4" w:space="0" w:color="000000"/>
@@ -2147,7 +2110,6 @@
               <w:keepNext w:val="false"/>
               <w:keepLines w:val="false"/>
               <w:widowControl/>
-              <w:pBdr/>
               <w:shd w:val="clear" w:fill="auto"/>
               <w:spacing w:lineRule="auto" w:line="240" w:before="0" w:after="0"/>
               <w:ind w:hanging="0" w:start="0" w:end="0"/>
@@ -2161,7 +2123,7 @@
         </w:tc>
         <w:tc>
           <w:tcPr>
-            <w:tcW w:w="1921" w:type="dxa"/>
+            <w:tcW w:w="1922" w:type="dxa"/>
             <w:tcBorders>
               <w:top w:val="single" w:sz="4" w:space="0" w:color="000000"/>
               <w:start w:val="single" w:sz="4" w:space="0" w:color="000000"/>
@@ -2175,7 +2137,6 @@
               <w:keepNext w:val="false"/>
               <w:keepLines w:val="false"/>
               <w:widowControl/>
-              <w:pBdr/>
               <w:shd w:val="clear" w:fill="auto"/>
               <w:spacing w:lineRule="auto" w:line="240" w:before="0" w:after="0"/>
               <w:ind w:hanging="0" w:start="0" w:end="0"/>
@@ -2368,7 +2329,7 @@
         <w:trPr/>
         <w:tc>
           <w:tcPr>
-            <w:tcW w:w="1094" w:type="dxa"/>
+            <w:tcW w:w="1093" w:type="dxa"/>
             <w:tcBorders>
               <w:top w:val="single" w:sz="4" w:space="0" w:color="000000"/>
               <w:start w:val="single" w:sz="4" w:space="0" w:color="000000"/>
@@ -2382,7 +2343,6 @@
               <w:keepNext w:val="false"/>
               <w:keepLines w:val="false"/>
               <w:widowControl/>
-              <w:pBdr/>
               <w:shd w:val="clear" w:fill="auto"/>
               <w:spacing w:lineRule="auto" w:line="240" w:before="0" w:after="0"/>
               <w:ind w:hanging="0" w:start="0" w:end="0"/>
@@ -2396,7 +2356,7 @@
         </w:tc>
         <w:tc>
           <w:tcPr>
-            <w:tcW w:w="1921" w:type="dxa"/>
+            <w:tcW w:w="1922" w:type="dxa"/>
             <w:tcBorders>
               <w:top w:val="single" w:sz="4" w:space="0" w:color="000000"/>
               <w:start w:val="single" w:sz="4" w:space="0" w:color="000000"/>
@@ -2506,7 +2466,6 @@
         <w:keepLines w:val="false"/>
         <w:pageBreakBefore w:val="false"/>
         <w:widowControl/>
-        <w:pBdr/>
         <w:shd w:val="clear" w:fill="auto"/>
         <w:spacing w:lineRule="auto" w:line="240" w:before="0" w:after="0"/>
         <w:ind w:hanging="0" w:start="0" w:end="0"/>
@@ -2556,7 +2515,6 @@
           <w:ilvl w:val="0"/>
           <w:numId w:val="1"/>
         </w:numPr>
-        <w:pBdr/>
         <w:shd w:val="clear" w:fill="auto"/>
         <w:spacing w:lineRule="auto" w:line="240" w:before="480" w:after="360"/>
         <w:ind w:hanging="432" w:start="432" w:end="0"/>
@@ -2600,7 +2558,6 @@
         <w:keepLines w:val="false"/>
         <w:pageBreakBefore w:val="false"/>
         <w:widowControl/>
-        <w:pBdr/>
         <w:shd w:val="clear" w:fill="auto"/>
         <w:spacing w:lineRule="auto" w:line="240" w:before="480" w:after="360"/>
         <w:ind w:hanging="0" w:start="0" w:end="0"/>
@@ -2617,7 +2574,15 @@
           <w:sz w:val="24"/>
           <w:szCs w:val="24"/>
         </w:rPr>
-        <w:t>Sim.</w:t>
+        <w:t>Não</w:t>
+      </w:r>
+      <w:r>
+        <w:rPr>
+          <w:smallCaps/>
+          <w:sz w:val="24"/>
+          <w:szCs w:val="24"/>
+        </w:rPr>
+        <w:t>.</w:t>
       </w:r>
     </w:p>
     <w:p>
@@ -2627,7 +2592,6 @@
         <w:keepLines w:val="false"/>
         <w:pageBreakBefore w:val="false"/>
         <w:widowControl/>
-        <w:pBdr/>
         <w:shd w:val="clear" w:fill="auto"/>
         <w:spacing w:lineRule="auto" w:line="240" w:before="0" w:after="0"/>
         <w:ind w:hanging="0" w:start="0" w:end="0"/>
@@ -2653,7 +2617,6 @@
         <w:keepLines w:val="false"/>
         <w:pageBreakBefore w:val="false"/>
         <w:widowControl/>
-        <w:pBdr/>
         <w:shd w:val="clear" w:fill="auto"/>
         <w:spacing w:lineRule="auto" w:line="240" w:before="0" w:after="0"/>
         <w:ind w:hanging="0" w:start="0" w:end="0"/>
@@ -2714,7 +2677,6 @@
       <w:keepLines w:val="false"/>
       <w:pageBreakBefore w:val="false"/>
       <w:widowControl/>
-      <w:pBdr/>
       <w:shd w:val="clear" w:fill="auto"/>
       <w:tabs>
         <w:tab w:val="clear" w:pos="720"/>
@@ -2780,9 +2742,9 @@
       <w:tblLook w:val="0000"/>
     </w:tblPr>
     <w:tblGrid>
-      <w:gridCol w:w="6299"/>
+      <w:gridCol w:w="6298"/>
       <w:gridCol w:w="1705"/>
-      <w:gridCol w:w="1706"/>
+      <w:gridCol w:w="1707"/>
     </w:tblGrid>
     <w:tr>
       <w:trPr>
@@ -2790,7 +2752,7 @@
       </w:trPr>
       <w:tc>
         <w:tcPr>
-          <w:tcW w:w="6299" w:type="dxa"/>
+          <w:tcW w:w="6298" w:type="dxa"/>
           <w:tcBorders>
             <w:top w:val="single" w:sz="12" w:space="0" w:color="000000"/>
           </w:tcBorders>
@@ -2801,7 +2763,6 @@
             <w:keepNext w:val="false"/>
             <w:keepLines w:val="false"/>
             <w:widowControl/>
-            <w:pBdr/>
             <w:shd w:val="clear" w:fill="auto"/>
             <w:spacing w:lineRule="auto" w:line="240" w:before="0" w:after="0"/>
             <w:ind w:hanging="0" w:start="0" w:end="0"/>
@@ -2878,15 +2839,7 @@
           </w:r>
           <w:r>
             <w:rPr/>
-            <w:t>0-</w:t>
-          </w:r>
-          <w:r>
-            <w:rPr/>
-            <w:t>1</w:t>
-          </w:r>
-          <w:r>
-            <w:rPr/>
-            <w:t>-1</w:t>
+            <w:t>0-1-1</w:t>
           </w:r>
         </w:p>
       </w:tc>
@@ -2904,7 +2857,6 @@
             <w:keepNext w:val="false"/>
             <w:keepLines w:val="false"/>
             <w:widowControl/>
-            <w:pBdr/>
             <w:shd w:val="clear" w:fill="auto"/>
             <w:spacing w:lineRule="auto" w:line="240" w:before="0" w:after="0"/>
             <w:ind w:hanging="0" w:start="0" w:end="0"/>
@@ -2952,7 +2904,7 @@
       </w:tc>
       <w:tc>
         <w:tcPr>
-          <w:tcW w:w="1706" w:type="dxa"/>
+          <w:tcW w:w="1707" w:type="dxa"/>
           <w:tcBorders>
             <w:top w:val="single" w:sz="12" w:space="0" w:color="000000"/>
           </w:tcBorders>
@@ -2964,7 +2916,6 @@
             <w:keepNext w:val="false"/>
             <w:keepLines w:val="false"/>
             <w:widowControl/>
-            <w:pBdr/>
             <w:shd w:val="clear" w:fill="auto"/>
             <w:spacing w:lineRule="auto" w:line="240" w:before="0" w:after="0"/>
             <w:ind w:hanging="0" w:start="0" w:end="0"/>
@@ -3117,7 +3068,6 @@
       <w:keepLines w:val="false"/>
       <w:pageBreakBefore w:val="false"/>
       <w:widowControl/>
-      <w:pBdr/>
       <w:shd w:val="clear" w:fill="auto"/>
       <w:tabs>
         <w:tab w:val="clear" w:pos="720"/>
@@ -3183,9 +3133,9 @@
       <w:tblLook w:val="0000"/>
     </w:tblPr>
     <w:tblGrid>
-      <w:gridCol w:w="6299"/>
+      <w:gridCol w:w="6298"/>
       <w:gridCol w:w="1705"/>
-      <w:gridCol w:w="1706"/>
+      <w:gridCol w:w="1707"/>
     </w:tblGrid>
     <w:tr>
       <w:trPr>
@@ -3193,7 +3143,7 @@
       </w:trPr>
       <w:tc>
         <w:tcPr>
-          <w:tcW w:w="6299" w:type="dxa"/>
+          <w:tcW w:w="6298" w:type="dxa"/>
           <w:tcBorders>
             <w:top w:val="single" w:sz="12" w:space="0" w:color="000000"/>
           </w:tcBorders>
@@ -3204,7 +3154,6 @@
             <w:keepNext w:val="false"/>
             <w:keepLines w:val="false"/>
             <w:widowControl/>
-            <w:pBdr/>
             <w:shd w:val="clear" w:fill="auto"/>
             <w:spacing w:lineRule="auto" w:line="240" w:before="0" w:after="0"/>
             <w:ind w:hanging="0" w:start="0" w:end="0"/>
@@ -3281,15 +3230,7 @@
           </w:r>
           <w:r>
             <w:rPr/>
-            <w:t>0-</w:t>
-          </w:r>
-          <w:r>
-            <w:rPr/>
-            <w:t>1</w:t>
-          </w:r>
-          <w:r>
-            <w:rPr/>
-            <w:t>-1</w:t>
+            <w:t>0-1-1</w:t>
           </w:r>
         </w:p>
       </w:tc>
@@ -3307,7 +3248,6 @@
             <w:keepNext w:val="false"/>
             <w:keepLines w:val="false"/>
             <w:widowControl/>
-            <w:pBdr/>
             <w:shd w:val="clear" w:fill="auto"/>
             <w:spacing w:lineRule="auto" w:line="240" w:before="0" w:after="0"/>
             <w:ind w:hanging="0" w:start="0" w:end="0"/>
@@ -3355,7 +3295,7 @@
       </w:tc>
       <w:tc>
         <w:tcPr>
-          <w:tcW w:w="1706" w:type="dxa"/>
+          <w:tcW w:w="1707" w:type="dxa"/>
           <w:tcBorders>
             <w:top w:val="single" w:sz="12" w:space="0" w:color="000000"/>
           </w:tcBorders>
@@ -3367,7 +3307,6 @@
             <w:keepNext w:val="false"/>
             <w:keepLines w:val="false"/>
             <w:widowControl/>
-            <w:pBdr/>
             <w:shd w:val="clear" w:fill="auto"/>
             <w:spacing w:lineRule="auto" w:line="240" w:before="0" w:after="0"/>
             <w:ind w:hanging="0" w:start="0" w:end="0"/>
@@ -3534,7 +3473,6 @@
       <w:keepLines w:val="false"/>
       <w:pageBreakBefore w:val="false"/>
       <w:widowControl w:val="false"/>
-      <w:pBdr/>
       <w:shd w:val="clear" w:fill="auto"/>
       <w:spacing w:lineRule="auto" w:line="276" w:before="0" w:after="0"/>
       <w:ind w:hanging="0" w:start="0" w:end="0"/>
@@ -3595,8 +3533,8 @@
       <w:tblLook w:val="0000"/>
     </w:tblPr>
     <w:tblGrid>
-      <w:gridCol w:w="1439"/>
-      <w:gridCol w:w="6841"/>
+      <w:gridCol w:w="1438"/>
+      <w:gridCol w:w="6842"/>
       <w:gridCol w:w="1440"/>
     </w:tblGrid>
     <w:tr>
@@ -3605,7 +3543,7 @@
       </w:trPr>
       <w:tc>
         <w:tcPr>
-          <w:tcW w:w="1439" w:type="dxa"/>
+          <w:tcW w:w="1438" w:type="dxa"/>
           <w:tcBorders>
             <w:bottom w:val="single" w:sz="12" w:space="0" w:color="000000"/>
           </w:tcBorders>
@@ -3617,7 +3555,6 @@
             <w:keepNext w:val="false"/>
             <w:keepLines w:val="false"/>
             <w:widowControl/>
-            <w:pBdr/>
             <w:shd w:val="clear" w:fill="auto"/>
             <w:spacing w:lineRule="auto" w:line="240" w:before="0" w:after="0"/>
             <w:ind w:hanging="0" w:start="0" w:end="0"/>
@@ -3649,7 +3586,7 @@
       </w:tc>
       <w:tc>
         <w:tcPr>
-          <w:tcW w:w="6841" w:type="dxa"/>
+          <w:tcW w:w="6842" w:type="dxa"/>
           <w:tcBorders>
             <w:bottom w:val="single" w:sz="12" w:space="0" w:color="000000"/>
           </w:tcBorders>
@@ -3661,7 +3598,6 @@
             <w:keepNext w:val="false"/>
             <w:keepLines w:val="false"/>
             <w:widowControl/>
-            <w:pBdr/>
             <w:shd w:val="clear" w:fill="auto"/>
             <w:spacing w:lineRule="auto" w:line="240" w:before="0" w:after="0"/>
             <w:ind w:hanging="0" w:start="0" w:end="0"/>
@@ -3776,7 +3712,6 @@
             <w:keepNext w:val="false"/>
             <w:keepLines w:val="false"/>
             <w:widowControl/>
-            <w:pBdr/>
             <w:shd w:val="clear" w:fill="auto"/>
             <w:spacing w:lineRule="auto" w:line="240" w:before="0" w:after="0"/>
             <w:ind w:hanging="0" w:start="0" w:end="0"/>
@@ -3845,7 +3780,6 @@
       <w:keepLines w:val="false"/>
       <w:pageBreakBefore w:val="false"/>
       <w:widowControl w:val="false"/>
-      <w:pBdr/>
       <w:shd w:val="clear" w:fill="auto"/>
       <w:spacing w:lineRule="auto" w:line="276" w:before="0" w:after="0"/>
       <w:ind w:hanging="0" w:start="0" w:end="0"/>
@@ -3906,8 +3840,8 @@
       <w:tblLook w:val="0000"/>
     </w:tblPr>
     <w:tblGrid>
-      <w:gridCol w:w="1439"/>
-      <w:gridCol w:w="6841"/>
+      <w:gridCol w:w="1438"/>
+      <w:gridCol w:w="6842"/>
       <w:gridCol w:w="1440"/>
     </w:tblGrid>
     <w:tr>
@@ -3916,7 +3850,7 @@
       </w:trPr>
       <w:tc>
         <w:tcPr>
-          <w:tcW w:w="1439" w:type="dxa"/>
+          <w:tcW w:w="1438" w:type="dxa"/>
           <w:tcBorders>
             <w:bottom w:val="single" w:sz="12" w:space="0" w:color="000000"/>
           </w:tcBorders>
@@ -3928,7 +3862,6 @@
             <w:keepNext w:val="false"/>
             <w:keepLines w:val="false"/>
             <w:widowControl/>
-            <w:pBdr/>
             <w:shd w:val="clear" w:fill="auto"/>
             <w:spacing w:lineRule="auto" w:line="240" w:before="0" w:after="0"/>
             <w:ind w:hanging="0" w:start="0" w:end="0"/>
@@ -3960,7 +3893,7 @@
       </w:tc>
       <w:tc>
         <w:tcPr>
-          <w:tcW w:w="6841" w:type="dxa"/>
+          <w:tcW w:w="6842" w:type="dxa"/>
           <w:tcBorders>
             <w:bottom w:val="single" w:sz="12" w:space="0" w:color="000000"/>
           </w:tcBorders>
@@ -3972,7 +3905,6 @@
             <w:keepNext w:val="false"/>
             <w:keepLines w:val="false"/>
             <w:widowControl/>
-            <w:pBdr/>
             <w:shd w:val="clear" w:fill="auto"/>
             <w:spacing w:lineRule="auto" w:line="240" w:before="0" w:after="0"/>
             <w:ind w:hanging="0" w:start="0" w:end="0"/>
@@ -4087,7 +4019,6 @@
             <w:keepNext w:val="false"/>
             <w:keepLines w:val="false"/>
             <w:widowControl/>
-            <w:pBdr/>
             <w:shd w:val="clear" w:fill="auto"/>
             <w:spacing w:lineRule="auto" w:line="240" w:before="0" w:after="0"/>
             <w:ind w:hanging="0" w:start="0" w:end="0"/>
@@ -4415,6 +4346,7 @@
     <w:name w:val="Normal"/>
     <w:pPr>
       <w:widowControl/>
+      <w:suppressAutoHyphens w:val="true"/>
       <w:bidi w:val="0"/>
       <w:spacing w:before="0" w:after="0"/>
       <w:jc w:val="both"/>
@@ -4591,6 +4523,7 @@
     <w:name w:val="normal1"/>
     <w:pPr>
       <w:widowControl/>
+      <w:suppressAutoHyphens w:val="true"/>
       <w:bidi w:val="0"/>
       <w:spacing w:before="0" w:after="0"/>
       <w:jc w:val="both"/>
